--- a/novels/Mistakenly Dragged Survival/Chapter_4_Orientation.docx
+++ b/novels/Mistakenly Dragged Survival/Chapter_4_Orientation.docx
@@ -12,7 +12,7 @@
           <w:sz w:val="24"/>
           <w:szCs w:val="24"/>
         </w:rPr>
-        <w:t xml:space="preserve">Shen Guo sent a message that evening. A name — Wei Rong — and an address, a tea house two subway stops from Jiang Wenxu's office, and a time: Saturday, 10 AM. Then a second message: she already knows about you. Don't be late.</w:t>
+        <w:t>Shen Guo sent a message that evening. A name, Wei Rong, and an address, a tea house two subway stops from Jiang Wenxu's office, and a time: Saturday, 10 AM. Then a second message: she already knows about you. Don't be late.</w:t>
       </w:r>
     </w:p>
     <w:p>
@@ -104,7 +104,7 @@
           <w:sz w:val="24"/>
           <w:szCs w:val="24"/>
         </w:rPr>
-        <w:t xml:space="preserve">Wei Rong was at the corner table, back to the wall, facing the door. She was somewhere in her forties, fine-boned, wearing a grey coat that she had not taken off despite the warmth inside. She was reading something on her phone and did not look up when he came in, which he noted — she had positioned herself to see the door but was not performing attention.</w:t>
+        <w:t>Wei Rong was at the corner table, back to the wall, facing the door. She was somewhere in her forties, fine-boned, wearing a grey coat that she had not taken off despite the warmth inside. She was reading something on her phone and did not look up when he came in, which he noted, she had positioned herself to see the door but was not performing attention.</w:t>
       </w:r>
     </w:p>
     <w:p>
@@ -130,7 +130,7 @@
           <w:sz w:val="24"/>
           <w:szCs w:val="24"/>
         </w:rPr>
-        <w:t xml:space="preserve">She put the phone down. She looked at him the way Shen Guo had in the hallway of the Bellhaven, the particular look of a recalibration — but faster, less visible, like the calculation completed before he had finished sitting.</w:t>
+        <w:t>She put the phone down. She looked at him the way Shen Guo had in the hallway of the Bellhaven, the particular look of a recalibration, but faster, less visible, like the calculation completed before he had finished sitting.</w:t>
       </w:r>
     </w:p>
     <w:p>
@@ -208,7 +208,7 @@
           <w:sz w:val="24"/>
           <w:szCs w:val="24"/>
         </w:rPr>
-        <w:t xml:space="preserve">He considered for a moment. The notebook contained everything from both instances — his observations, the entity data, the exit mechanics, the notes left by prior players. It also contained his working assumptions about the game and his documentation of Chen Wei's situation. He took it out and put it on the table but did not push it toward her.</w:t>
+        <w:t>He considered for a moment. The notebook contained everything from both instances, his observations, the entity data, the exit mechanics, the notes left by prior players. It also contained his working assumptions about the game and his documentation of Chen Wei's situation. He took it out and put it on the table but did not push it toward her.</w:t>
       </w:r>
     </w:p>
     <w:p>
@@ -260,7 +260,7 @@
           <w:sz w:val="24"/>
           <w:szCs w:val="24"/>
         </w:rPr>
-        <w:t xml:space="preserve">She read carefully. Not skimming — she went through each page at the pace of someone reading for structure rather than content, cross-referencing entries, occasionally going back a page. At the Ash Ward section she slowed. At the entity behavioral data she stopped and read a passage twice.</w:t>
+        <w:t>She read carefully. Not skimming, she went through each page at the pace of someone reading for structure rather than content, cross-referencing entries, occasionally going back a page. At the Ash Ward section she slowed. At the entity behavioral data she stopped and read a passage twice.</w:t>
       </w:r>
     </w:p>
     <w:p>
@@ -404,7 +404,7 @@
           <w:sz w:val="24"/>
           <w:szCs w:val="24"/>
         </w:rPr>
-        <w:t xml:space="preserve">The game had been running, as far as anyone could determine, for somewhere between thirty and sixty years. The origin was disputed — there were three competing accounts among the major factions and no reliable external documentation. What was agreed on: it operated through the assignment of players to instances, the instances were graded by rank, and clearing an instance generated a performance record that accumulated under the assigned player's ID.</w:t>
+        <w:t>The game had been running, as far as anyone could determine, for somewhere between thirty and sixty years. The origin was disputed, there were three competing accounts among the major factions and no reliable external documentation. What was agreed on: it operated through the assignment of players to instances, the instances were graded by rank, and clearing an instance generated a performance record that accumulated under the assigned player's ID.</w:t>
       </w:r>
     </w:p>
     <w:p>
@@ -482,7 +482,7 @@
           <w:sz w:val="24"/>
           <w:szCs w:val="24"/>
         </w:rPr>
-        <w:t xml:space="preserve">"That part isn't fully understood. The current working model is that the game identifies candidates based on criteria that have never been published — possible factors include psychological profile, physical condition, prior exposure to specific environments. Once identified, a player is assigned an ID and enters the queue." She looked at her cup. "The trigger for the first pull is typically a tagged object or location associated with the player's ID. In standard cases, the player receives orientation materials before the first instance."</w:t>
+        <w:t>"That part isn't fully understood. The current working model is that the game identifies candidates based on criteria that have never been published, possible factors include psychological profile, physical condition, prior exposure to specific environments. Once identified, a player is assigned an ID and enters the queue." She looked at her cup. "The trigger for the first pull is typically a tagged object or location associated with the player's ID. In standard cases, the player receives orientation materials before the first instance."</w:t>
       </w:r>
     </w:p>
     <w:p>
@@ -534,7 +534,7 @@
           <w:sz w:val="24"/>
           <w:szCs w:val="24"/>
         </w:rPr>
-        <w:t xml:space="preserve">"Basic rank structure. Instance survival guidelines. Faction information. How to read system notifications. How to access the shared record — the observer channel and the game's historical instance data."</w:t>
+        <w:t>"Basic rank structure. Instance survival guidelines. Faction information. How to read system notifications. How to access the shared record, the observer channel and the game's historical instance data."</w:t>
       </w:r>
     </w:p>
     <w:p>
@@ -560,7 +560,7 @@
           <w:sz w:val="24"/>
           <w:szCs w:val="24"/>
         </w:rPr>
-        <w:t xml:space="preserve">"I know. I read your working assumptions." She set her cup down. "Your inference about the observer system is partially correct. The observer channel isn't just other players watching in real time. It's a structured archive — every player who clears an instance generates a viewable record that other players can access after the fact. The live observation component exists but it's a subset. What most players see is the post-instance record."</w:t>
+        <w:t>"I know. I read your working assumptions." She set her cup down. "Your inference about the observer system is partially correct. The observer channel isn't just other players watching in real time. It's a structured archive, every player who clears an instance generates a viewable record that other players can access after the fact. The live observation component exists but it's a subset. What most players see is the post-instance record."</w:t>
       </w:r>
     </w:p>
     <w:p>
@@ -678,7 +678,7 @@
           <w:sz w:val="24"/>
           <w:szCs w:val="24"/>
         </w:rPr>
-        <w:t xml:space="preserve">"Under normal circumstances, when a player clears instances, the system accumulates performance data under their ID and eventually triggers a rank progression — the player moves from queue-entry level to a ranked tier, which changes what instances they can be assigned and at what frequency." She paused. "Two ANOMALOUS clears in a row is not normal. The system is almost certainly treating Chen Wei's record as a high-priority active player."</w:t>
+        <w:t>"Under normal circumstances, when a player clears instances, the system accumulates performance data under their ID and eventually triggers a rank progression, the player moves from queue-entry level to a ranked tier, which changes what instances they can be assigned and at what frequency." She paused. "Two ANOMALOUS clears in a row is not normal. The system is almost certainly treating Chen Wei's record as a high-priority active player."</w:t>
       </w:r>
     </w:p>
     <w:p>
@@ -704,7 +704,7 @@
           <w:sz w:val="24"/>
           <w:szCs w:val="24"/>
         </w:rPr>
-        <w:t xml:space="preserve">"Meaning it already may have scheduled him. The queue position notification you described — instance queue position updated, estimated wait variable — that language is used for players who are past standard queue and into active scheduling. Variable wait means the system is looking for a trigger opportunity."</w:t>
+        <w:t>"Meaning it already may have scheduled him. The queue position notification you described, instance queue position updated, estimated wait variable, that language is used for players who are past standard queue and into active scheduling. Variable wait means the system is looking for a trigger opportunity."</w:t>
       </w:r>
     </w:p>
     <w:p>
@@ -860,7 +860,7 @@
           <w:sz w:val="24"/>
           <w:szCs w:val="24"/>
         </w:rPr>
-        <w:t xml:space="preserve">"There are petition processes through the administrative tier. They're slow and the outcome isn't guaranteed. Administrators don't prioritize record corrections — they consider them low-urgency relative to active instance management."</w:t>
+        <w:t>"There are petition processes through the administrative tier. They're slow and the outcome isn't guaranteed. Administrators don't prioritize record corrections, they consider them low-urgency relative to active instance management."</w:t>
       </w:r>
     </w:p>
     <w:p>
@@ -899,7 +899,7 @@
           <w:sz w:val="24"/>
           <w:szCs w:val="24"/>
         </w:rPr>
-        <w:t xml:space="preserve">He wrote: record correction via administration — weeks to months — outcome not guaranteed — low priority classification. He looked at the timeline. If the system was already scheduling Chen Wei, weeks was too long. "Is there a faster path?"</w:t>
+        <w:t>He wrote: record correction via administration, weeks to months, outcome not guaranteed, low priority classification. He looked at the timeline. If the system was already scheduling Chen Wei, weeks was too long. "Is there a faster path?"</w:t>
       </w:r>
     </w:p>
     <w:p>
@@ -965,7 +965,7 @@
           <w:sz w:val="24"/>
           <w:szCs w:val="24"/>
         </w:rPr>
-        <w:t xml:space="preserve">"The Clearance Bureau holds that the game is a fixed system and the correct response is to clear instances efficiently. They operate as a structured organization — ranks, resources, coordinated player teams. They're the largest faction by membership." She picked up her cup. "The Archive believes the game contains encoded information that can be extracted and used to understand its origin and purpose. They prioritize documentation and research over clearance rates."</w:t>
+        <w:t>"The Clearance Bureau holds that the game is a fixed system and the correct response is to clear instances efficiently. They operate as a structured organization, ranks, resources, coordinated player teams. They're the largest faction by membership." She picked up her cup. "The Archive believes the game contains encoded information that can be extracted and used to understand its origin and purpose. They prioritize documentation and research over clearance rates."</w:t>
       </w:r>
     </w:p>
     <w:p>
@@ -1082,7 +1082,7 @@
           <w:sz w:val="24"/>
           <w:szCs w:val="24"/>
         </w:rPr>
-        <w:t xml:space="preserve">Wei Rong looked at him with the same expression she had used when she read the Ash Ward entity data. "You," she said. "Specifically — affiliation. A player with your clearance record joining the Bureau would be significant for them."</w:t>
+        <w:t>Wei Rong looked at him with the same expression she had used when she read the Ash Ward entity data. "You," she said. "Specifically, affiliation. A player with your clearance record joining the Bureau would be significant for them."</w:t>
       </w:r>
     </w:p>
     <w:p>
@@ -1238,7 +1238,7 @@
           <w:sz w:val="24"/>
           <w:szCs w:val="24"/>
         </w:rPr>
-        <w:t xml:space="preserve">He wrote: Bureau — record access confirmed — Ash Ward 6 hours post-clear, Bellhaven 40 minutes post-resolution — contact likely incoming or already scheduled. He looked at what he had. Factions, administrators, a record accumulating under the wrong name, Chen Wei in an active scheduling queue with no context.</w:t>
+        <w:t>He wrote: Bureau, record access confirmed, Ash Ward 6 hours post-clear, Bellhaven 40 minutes post-resolution, contact likely incoming or already scheduled. He looked at what he had. Factions, administrators, a record accumulating under the wrong name, Chen Wei in an active scheduling queue with no context.</w:t>
       </w:r>
     </w:p>
     <w:p>
@@ -1355,7 +1355,7 @@
           <w:sz w:val="24"/>
           <w:szCs w:val="24"/>
         </w:rPr>
-        <w:t xml:space="preserve">"Forward me your instance documentation after each clear. What you write in that notebook — the entity data, the environmental mapping, the exit mechanics. There are instances in the game's record that have no reliable data because no one who went in came out. Your documentation fills gaps."</w:t>
+        <w:t>"Forward me your instance documentation after each clear. What you write in that notebook, the entity data, the environmental mapping, the exit mechanics. There are instances in the game's record that have no reliable data because no one who went in came out. Your documentation fills gaps."</w:t>
       </w:r>
     </w:p>
     <w:p>
@@ -1421,7 +1421,7 @@
           <w:sz w:val="24"/>
           <w:szCs w:val="24"/>
         </w:rPr>
-        <w:t xml:space="preserve">Orientation complete. Key updates: rank scale confirmed F through S, above-S unconfirmed. Chen Wei in active scheduling — trigger-dependent, timeframe unknown. Record correction requires faction resources or administrative petition, weeks to months. Bureau contact incoming. Wei Rong — Archive affiliation, probable — information exchange agreed, documentation forwarded post-clear.</w:t>
+        <w:t>Orientation complete. Key updates: rank scale confirmed F through S, above-S unconfirmed. Chen Wei in active scheduling, trigger-dependent, timeframe unknown. Record correction requires faction resources or administrative petition, weeks to months. Bureau contact incoming. Wei Rong, Archive affiliation, probable, information exchange agreed, documentation forwarded post-clear.</w:t>
       </w:r>
     </w:p>
     <w:p>
@@ -1460,7 +1460,7 @@
           <w:sz w:val="24"/>
           <w:szCs w:val="24"/>
         </w:rPr>
-        <w:t xml:space="preserve">He needed to tell Chen Wei something. Not everything — he still didn't have enough data to make everything useful — but enough that Chen Wei could avoid the obvious entry points. Enough that if a notification came through, Chen Wei would not dismiss it as spam.</w:t>
+        <w:t>He needed to tell Chen Wei something. Not everything, he still didn't have enough data to make everything useful, but enough that Chen Wei could avoid the obvious entry points. Enough that if a notification came through, Chen Wei would not dismiss it as spam.</w:t>
       </w:r>
     </w:p>
     <w:p>
@@ -1525,20 +1525,20 @@
           <w:sz w:val="24"/>
           <w:szCs w:val="24"/>
         </w:rPr>
-        <w:t xml:space="preserve">The message was from a number he didn't have saved. It read: We've been watching your record. When you have time, we should talk. — Bureau of Clearance, Outreach Division.</w:t>
-      </w:r>
-    </w:p>
-    <w:p>
-      <w:pPr>
-        <w:spacing w:after="160"/>
-      </w:pPr>
-      <w:r>
-        <w:rPr>
-          <w:rFonts w:ascii="Arial" w:cs="Arial" w:eastAsia="Arial" w:hAnsi="Arial"/>
-          <w:sz w:val="24"/>
-          <w:szCs w:val="24"/>
-        </w:rPr>
-        <w:t xml:space="preserve">He looked at it for a moment. Then he saved the number under: Bureau — do not engage without preparation. He wrote the message text and the timestamp into the notebook.</w:t>
+        <w:t>The message was from a number he didn't have saved. It read: We've been watching your record. When you have time, we should talk., Bureau of Clearance, Outreach Division.</w:t>
+      </w:r>
+    </w:p>
+    <w:p>
+      <w:pPr>
+        <w:spacing w:after="160"/>
+      </w:pPr>
+      <w:r>
+        <w:rPr>
+          <w:rFonts w:ascii="Arial" w:cs="Arial" w:eastAsia="Arial" w:hAnsi="Arial"/>
+          <w:sz w:val="24"/>
+          <w:szCs w:val="24"/>
+        </w:rPr>
+        <w:t>He looked at it for a moment. Then he saved the number under: Bureau, do not engage without preparation. He wrote the message text and the timestamp into the notebook.</w:t>
       </w:r>
     </w:p>
     <w:p>
